--- a/documentacao/arquivos/garantia-qualidade/LabMedSys - Modulo Garantia da Qualidade - Controle de Mudanças - Tela 07 Liberação Plano de Ação (Finalização Plano de Ação) - Anvisa.docx
+++ b/documentacao/arquivos/garantia-qualidade/LabMedSys - Modulo Garantia da Qualidade - Controle de Mudanças - Tela 07 Liberação Plano de Ação (Finalização Plano de Ação) - Anvisa.docx
@@ -998,7 +998,7 @@
                 <w:rFonts w:eastAsia="Arial" w:cs="Arial"/>
                 <w:szCs w:val="20"/>
               </w:rPr>
-              <w:t>Versão publicada no portal, sem os achados de segurança</w:t>
+              <w:t>Rascunho: legado, a partir do código</w:t>
             </w:r>
           </w:p>
         </w:tc>
@@ -4371,7 +4371,7 @@
         <w:rPr>
           <w:szCs w:val="20"/>
         </w:rPr>
-        <w:t xml:space="preserve">2. Depois de implementada, alguém confirmou que o objetivo foi alcançado e que não houve impacto negativo? O sistema mostra isso hoje? Não (RN-GQ-086). 3. A mudança em processo ou equipamento foi validada antes de ser aceita? O sistema mostra isso hoje? Não. 4. Quem encerrou a mudança, quando e com base em quê? O sistema mostra isso hoje? Em parte. Mostra quem, quando e a conclusão em texto; não guarda o que foi conferido. 5. Uma mudança que não deveria ser aceita pode ser reprovada com motivo? O sistema mostra isso hoje? Não. A tela não tem o botão Reprovar (RN-GQ-M07-006). 6. A mudança temporária voltou ao estado original no prazo? O sistema mostra isso hoje? Não. A validade só filtra a lista (RN-GQ-M07-003; CT-GQ-048).</w:t>
+        <w:t xml:space="preserve">1. Todas as ações do plano estavam concluídas quando a mudança foi encerrada? O sistema mostra isso hoje? Não. O servidor aceita finalizar com ação pendente (RN-GQ-084; DV-GQ-005). 2. Depois de implementada, alguém confirmou que o objetivo foi alcançado e que não houve impacto negativo? O sistema mostra isso hoje? Não (RN-GQ-086). 3. A mudança em processo ou equipamento foi validada antes de ser aceita? O sistema mostra isso hoje? Não. 4. Quem encerrou a mudança, quando e com base em quê? O sistema mostra isso hoje? Em parte. Mostra quem, quando e a conclusão em texto; não guarda o que foi conferido. 5. Uma mudança que não deveria ser aceita pode ser reprovada com motivo? O sistema mostra isso hoje? Não. A tela não tem o botão Reprovar (RN-GQ-M07-006). 6. A mudança temporária voltou ao estado original no prazo? O sistema mostra isso hoje? Não. A validade só filtra a lista (RN-GQ-M07-003; CT-GQ-048).</w:t>
       </w:r>
     </w:p>
     <w:p>

--- a/documentacao/arquivos/garantia-qualidade/LabMedSys - Modulo Garantia da Qualidade - Controle de Mudanças - Tela 07 Liberação Plano de Ação (Finalização Plano de Ação) - Anvisa.docx
+++ b/documentacao/arquivos/garantia-qualidade/LabMedSys - Modulo Garantia da Qualidade - Controle de Mudanças - Tela 07 Liberação Plano de Ação (Finalização Plano de Ação) - Anvisa.docx
@@ -946,7 +946,7 @@
               <w:rPr>
                 <w:szCs w:val="20"/>
               </w:rPr>
-              <w:t>22/10/2026</w:t>
+              <w:t>23/10/2026</w:t>
             </w:r>
           </w:p>
         </w:tc>
@@ -3519,10 +3519,10 @@
         <w:tblLook w:val="04A0" w:firstRow="1" w:lastRow="0" w:firstColumn="1" w:lastColumn="0" w:noHBand="0" w:noVBand="1"/>
       </w:tblPr>
       <w:tblGrid>
-        <w:gridCol w:w="2882"/>
+        <w:gridCol w:w="2883"/>
         <w:gridCol w:w="1253"/>
-        <w:gridCol w:w="4345"/>
-        <w:gridCol w:w="1151"/>
+        <w:gridCol w:w="4347"/>
+        <w:gridCol w:w="1148"/>
       </w:tblGrid>
       <w:tr>
         <w:trPr>
@@ -3531,7 +3531,7 @@
         </w:trPr>
         <w:tc>
           <w:tcPr>
-            <w:tcW w:w="2882" w:type="dxa"/>
+            <w:tcW w:w="2883" w:type="dxa"/>
             <w:shd w:val="clear" w:color="auto" w:fill="D9D9D9" w:themeFill="background1" w:themeFillShade="D9"/>
           </w:tcPr>
           <w:p>
@@ -3587,7 +3587,7 @@
         </w:tc>
         <w:tc>
           <w:tcPr>
-            <w:tcW w:w="4345" w:type="dxa"/>
+            <w:tcW w:w="4347" w:type="dxa"/>
             <w:shd w:val="clear" w:color="auto" w:fill="D9D9D9" w:themeFill="background1" w:themeFillShade="D9"/>
           </w:tcPr>
           <w:p>
@@ -3615,7 +3615,7 @@
         </w:tc>
         <w:tc>
           <w:tcPr>
-            <w:tcW w:w="1151" w:type="dxa"/>
+            <w:tcW w:w="1148" w:type="dxa"/>
             <w:shd w:val="clear" w:color="auto" w:fill="D9D9D9" w:themeFill="background1" w:themeFillShade="D9"/>
           </w:tcPr>
           <w:p>
@@ -3648,7 +3648,7 @@
         </w:trPr>
         <w:tc>
           <w:tcPr>
-            <w:tcW w:w="2882" w:type="dxa"/>
+            <w:tcW w:w="2883" w:type="dxa"/>
           </w:tcPr>
           <w:p>
             <w:pPr>
@@ -3694,7 +3694,7 @@
         </w:tc>
         <w:tc>
           <w:tcPr>
-            <w:tcW w:w="4345" w:type="dxa"/>
+            <w:tcW w:w="4347" w:type="dxa"/>
           </w:tcPr>
           <w:p>
             <w:pPr>
@@ -3717,7 +3717,7 @@
         </w:tc>
         <w:tc>
           <w:tcPr>
-            <w:tcW w:w="1151" w:type="dxa"/>
+            <w:tcW w:w="1148" w:type="dxa"/>
           </w:tcPr>
           <w:p>
             <w:pPr>
@@ -3745,7 +3745,7 @@
         </w:trPr>
         <w:tc>
           <w:tcPr>
-            <w:tcW w:w="2882" w:type="dxa"/>
+            <w:tcW w:w="2883" w:type="dxa"/>
           </w:tcPr>
           <w:p>
             <w:pPr>
@@ -3791,7 +3791,7 @@
         </w:tc>
         <w:tc>
           <w:tcPr>
-            <w:tcW w:w="4345" w:type="dxa"/>
+            <w:tcW w:w="4347" w:type="dxa"/>
           </w:tcPr>
           <w:p>
             <w:pPr>
@@ -3814,7 +3814,7 @@
         </w:tc>
         <w:tc>
           <w:tcPr>
-            <w:tcW w:w="1151" w:type="dxa"/>
+            <w:tcW w:w="1148" w:type="dxa"/>
           </w:tcPr>
           <w:p>
             <w:pPr>
@@ -3842,7 +3842,7 @@
         </w:trPr>
         <w:tc>
           <w:tcPr>
-            <w:tcW w:w="2882" w:type="dxa"/>
+            <w:tcW w:w="2883" w:type="dxa"/>
           </w:tcPr>
           <w:p>
             <w:pPr>
@@ -3888,7 +3888,7 @@
         </w:tc>
         <w:tc>
           <w:tcPr>
-            <w:tcW w:w="4345" w:type="dxa"/>
+            <w:tcW w:w="4347" w:type="dxa"/>
           </w:tcPr>
           <w:p>
             <w:pPr>
@@ -3911,7 +3911,7 @@
         </w:tc>
         <w:tc>
           <w:tcPr>
-            <w:tcW w:w="1151" w:type="dxa"/>
+            <w:tcW w:w="1148" w:type="dxa"/>
           </w:tcPr>
           <w:p>
             <w:pPr>
@@ -3939,7 +3939,7 @@
         </w:trPr>
         <w:tc>
           <w:tcPr>
-            <w:tcW w:w="2882" w:type="dxa"/>
+            <w:tcW w:w="2883" w:type="dxa"/>
           </w:tcPr>
           <w:p>
             <w:pPr>
@@ -3985,7 +3985,7 @@
         </w:tc>
         <w:tc>
           <w:tcPr>
-            <w:tcW w:w="4345" w:type="dxa"/>
+            <w:tcW w:w="4347" w:type="dxa"/>
           </w:tcPr>
           <w:p>
             <w:pPr>
@@ -4008,7 +4008,7 @@
         </w:tc>
         <w:tc>
           <w:tcPr>
-            <w:tcW w:w="1151" w:type="dxa"/>
+            <w:tcW w:w="1148" w:type="dxa"/>
           </w:tcPr>
           <w:p>
             <w:pPr>
@@ -4036,7 +4036,7 @@
         </w:trPr>
         <w:tc>
           <w:tcPr>
-            <w:tcW w:w="2882" w:type="dxa"/>
+            <w:tcW w:w="2883" w:type="dxa"/>
           </w:tcPr>
           <w:p>
             <w:pPr>
@@ -4082,7 +4082,7 @@
         </w:tc>
         <w:tc>
           <w:tcPr>
-            <w:tcW w:w="4345" w:type="dxa"/>
+            <w:tcW w:w="4347" w:type="dxa"/>
           </w:tcPr>
           <w:p>
             <w:pPr>
@@ -4105,7 +4105,7 @@
         </w:tc>
         <w:tc>
           <w:tcPr>
-            <w:tcW w:w="1151" w:type="dxa"/>
+            <w:tcW w:w="1148" w:type="dxa"/>
           </w:tcPr>
           <w:p>
             <w:pPr>
@@ -4122,7 +4122,7 @@
                 <w:sz w:val="18"/>
                 <w:szCs w:val="20"/>
               </w:rPr>
-              <w:t xml:space="preserve">Atende em parte</w:t>
+              <w:t xml:space="preserve">Não atende</w:t>
             </w:r>
           </w:p>
         </w:tc>
@@ -4133,7 +4133,7 @@
         </w:trPr>
         <w:tc>
           <w:tcPr>
-            <w:tcW w:w="2882" w:type="dxa"/>
+            <w:tcW w:w="2883" w:type="dxa"/>
           </w:tcPr>
           <w:p>
             <w:pPr>
@@ -4179,7 +4179,7 @@
         </w:tc>
         <w:tc>
           <w:tcPr>
-            <w:tcW w:w="4345" w:type="dxa"/>
+            <w:tcW w:w="4347" w:type="dxa"/>
           </w:tcPr>
           <w:p>
             <w:pPr>
@@ -4202,7 +4202,7 @@
         </w:tc>
         <w:tc>
           <w:tcPr>
-            <w:tcW w:w="1151" w:type="dxa"/>
+            <w:tcW w:w="1148" w:type="dxa"/>
           </w:tcPr>
           <w:p>
             <w:pPr>
@@ -4230,7 +4230,7 @@
         </w:trPr>
         <w:tc>
           <w:tcPr>
-            <w:tcW w:w="2882" w:type="dxa"/>
+            <w:tcW w:w="2883" w:type="dxa"/>
           </w:tcPr>
           <w:p>
             <w:pPr>
@@ -4276,7 +4276,7 @@
         </w:tc>
         <w:tc>
           <w:tcPr>
-            <w:tcW w:w="4345" w:type="dxa"/>
+            <w:tcW w:w="4347" w:type="dxa"/>
           </w:tcPr>
           <w:p>
             <w:pPr>
@@ -4299,7 +4299,7 @@
         </w:tc>
         <w:tc>
           <w:tcPr>
-            <w:tcW w:w="1151" w:type="dxa"/>
+            <w:tcW w:w="1148" w:type="dxa"/>
           </w:tcPr>
           <w:p>
             <w:pPr>
